--- a/docs/SDP.docx
+++ b/docs/SDP.docx
@@ -69,42 +69,6 @@
           <w:rFonts w:ascii="Times New Roman" w:cs="Times New Roman" w:eastAsia="Times New Roman" w:hAnsi="Times New Roman"/>
           <w:sz w:val="30"/>
           <w:szCs w:val="30"/>
-        </w:rPr>
-      </w:pPr>
-      <w:r>
-        <w:rPr>
-          <w:rtl w:val="0"/>
-        </w:rPr>
-      </w:r>
-    </w:p>
-    <w:p>
-      <w:pPr>
-        <w:keepNext w:val="0"/>
-        <w:keepLines w:val="0"/>
-        <w:pageBreakBefore w:val="0"/>
-        <w:widowControl w:val="0"/>
-        <w:pBdr>
-          <w:top w:space="0" w:sz="0" w:val="nil"/>
-          <w:left w:space="0" w:sz="0" w:val="nil"/>
-          <w:bottom w:space="0" w:sz="0" w:val="nil"/>
-          <w:right w:space="0" w:sz="0" w:val="nil"/>
-          <w:between w:space="0" w:sz="0" w:val="nil"/>
-        </w:pBdr>
-        <w:shd w:fill="auto" w:val="clear"/>
-        <w:spacing w:after="120" w:before="0" w:line="240" w:lineRule="auto"/>
-        <w:ind w:left="0" w:right="0" w:firstLine="0"/>
-        <w:jc w:val="left"/>
-        <w:rPr>
-          <w:i w:val="1"/>
-          <w:iCs w:val="1"/>
-          <w:smallCaps w:val="0"/>
-          <w:strike w:val="0"/>
-          <w:color w:val="0000ff"/>
-          <w:sz w:val="30"/>
-          <w:szCs w:val="30"/>
-          <w:u w:val="none"/>
-          <w:shd w:fill="auto" w:val="clear"/>
-          <w:vertAlign w:val="baseline"/>
         </w:rPr>
         <w:sectPr>
           <w:headerReference r:id="rId7" w:type="default"/>
@@ -192,11 +156,6 @@
               </w:rPr>
               <w:t xml:space="preserve">Date</w:t>
             </w:r>
-            <w:r>
-              <w:rPr>
-                <w:rtl w:val="0"/>
-              </w:rPr>
-            </w:r>
           </w:p>
         </w:tc>
         <w:tc>
@@ -278,11 +237,6 @@
                 <w:rtl w:val="0"/>
               </w:rPr>
               <w:t xml:space="preserve">07/04/2026</w:t>
-            </w:r>
-            <w:r>
-              <w:rPr>
-                <w:rtl w:val="0"/>
-              </w:rPr>
             </w:r>
           </w:p>
         </w:tc>
@@ -704,7 +658,7 @@
     </w:p>
     <w:sdt>
       <w:sdtPr>
-        <w:id w:val="816077118"/>
+        <w:id w:val="1186171980"/>
         <w:docPartObj>
           <w:docPartGallery w:val="Table of Contents"/>
           <w:docPartUnique w:val="1"/>
@@ -3149,7 +3103,7 @@
                 <w:szCs w:val="24"/>
                 <w:rtl w:val="0"/>
               </w:rPr>
-              <w:t xml:space="preserve">AI / Backend Engineer</w:t>
+              <w:t xml:space="preserve">AI / ML Engineer</w:t>
             </w:r>
           </w:p>
         </w:tc>
@@ -3538,7 +3492,7 @@
                 <w:szCs w:val="24"/>
                 <w:rtl w:val="0"/>
               </w:rPr>
-              <w:t xml:space="preserve">Final / PA4</w:t>
+              <w:t xml:space="preserve">Final / PA6</w:t>
             </w:r>
           </w:p>
         </w:tc>
@@ -3775,7 +3729,7 @@
                 <w:szCs w:val="24"/>
                 <w:rtl w:val="0"/>
               </w:rPr>
-              <w:t xml:space="preserve">13/04/2026 - 26/04/2026</w:t>
+              <w:t xml:space="preserve">13/04/2026 - 27/04/2026</w:t>
             </w:r>
           </w:p>
         </w:tc>
@@ -3838,7 +3792,7 @@
                 <w:szCs w:val="24"/>
                 <w:rtl w:val="0"/>
               </w:rPr>
-              <w:t xml:space="preserve">27/04/2026 - 10/05/2026</w:t>
+              <w:t xml:space="preserve">12/05/2026 - 26/05/2026</w:t>
             </w:r>
           </w:p>
         </w:tc>
@@ -3901,7 +3855,7 @@
                 <w:szCs w:val="24"/>
                 <w:rtl w:val="0"/>
               </w:rPr>
-              <w:t xml:space="preserve">11/05/2026 - 24/05/2026</w:t>
+              <w:t xml:space="preserve">27/05/2026 - 10/06/2026</w:t>
             </w:r>
           </w:p>
         </w:tc>
@@ -3964,7 +3918,7 @@
                 <w:szCs w:val="24"/>
                 <w:rtl w:val="0"/>
               </w:rPr>
-              <w:t xml:space="preserve">25/05/2026 - 07/06/2026</w:t>
+              <w:t xml:space="preserve">11/06/2026 - 25/06/2026</w:t>
             </w:r>
           </w:p>
         </w:tc>
@@ -4027,7 +3981,7 @@
                 <w:szCs w:val="24"/>
                 <w:rtl w:val="0"/>
               </w:rPr>
-              <w:t xml:space="preserve">08/06/2026 - 26/06/2026</w:t>
+              <w:t xml:space="preserve">26/06/2026 - 10/07/2026</w:t>
             </w:r>
           </w:p>
         </w:tc>
@@ -5556,7 +5510,7 @@
   <w:sdt>
     <w:sdtPr>
       <w:lock w:val="contentLocked"/>
-      <w:id w:val="-1429955656"/>
+      <w:id w:val="893133606"/>
       <w:tag w:val="goog_rdk_0"/>
     </w:sdtPr>
     <w:sdtContent>
@@ -5677,7 +5631,7 @@
                 <w:rPr>
                   <w:rtl w:val="0"/>
                 </w:rPr>
-                <w:t xml:space="preserve">MELON-SDP-v1.0-20260407</w:t>
+                <w:t xml:space="preserve">MELON-SDP-v3.0-20260626</w:t>
               </w:r>
             </w:p>
           </w:tc>
@@ -6380,7 +6334,7 @@
 
 <file path=customXML/item1.xml><?xml version="1.0" encoding="utf-8"?>
 <go:gDocsCustomXmlDataStorage xmlns:go="http://customooxmlschemas.google.com/" xmlns:r="http://schemas.openxmlformats.org/officeDocument/2006/relationships" uri="GoogleDocsCustomDataVersion2">
-  <go:docsCustomData xmlns:go="http://customooxmlschemas.google.com/" roundtripDataSignature="AMtx7mhAZgtGetN+3N7jIwF01FSe66LOrA==">CgMxLjAaHwoBMBIaChgICVIUChJ0YWJsZS52Z3BnemRsdHRwb2EyDmgubGFvM3BsZDNlOXBkMg5oLm50Y3E5cnh1MWNmYzgAciExZFhudEJZWDRBeTBRTjdSYXNOVlotTmVmdnE2SkdLTEk=</go:docsCustomData>
+  <go:docsCustomData xmlns:go="http://customooxmlschemas.google.com/" roundtripDataSignature="AMtx7mhs0IgTD2dKP0WL7W6nBINe0gZjDw==">CgMxLjAaHwoBMBIaChgICVIUChJ0YWJsZS52Z3BnemRsdHRwb2EyDmgubGFvM3BsZDNlOXBkMg5oLm50Y3E5cnh1MWNmYzgAciExeGpSTnZodlduY0RMRUVZUkJfNjc3d0FFVWVndUJDOFA=</go:docsCustomData>
 </go:gDocsCustomXmlDataStorage>
 </file>
 
